--- a/backend/word_templates/自有资金/材料租赁/五选二/10.阳光采购平台发布采购结果申请表.docx
+++ b/backend/word_templates/自有资金/材料租赁/五选二/10.阳光采购平台发布采购结果申请表.docx
@@ -61,12 +61,6 @@
             <w:insideH w:val="single" w:color="auto" w:sz="4" w:space="0"/>
             <w:insideV w:val="single" w:color="auto" w:sz="4" w:space="0"/>
           </w:tblBorders>
-          <w:tblCellMar>
-            <w:top w:w="0" w:type="dxa"/>
-            <w:left w:w="108" w:type="dxa"/>
-            <w:bottom w:w="0" w:type="dxa"/>
-            <w:right w:w="108" w:type="dxa"/>
-          </w:tblCellMar>
         </w:tblPrEx>
         <w:trPr>
           <w:trHeight w:val="862" w:hRule="atLeast"/>
@@ -115,10 +109,19 @@
             <w:r>
               <w:rPr>
                 <w:rFonts w:hint="eastAsia" w:ascii="宋体" w:hAnsi="宋体" w:eastAsia="宋体" w:cs="宋体"/>
+                <w:color w:val="0000FF"/>
                 <w:sz w:val="24"/>
                 <w:lang w:val="en-US" w:eastAsia="zh-CN"/>
               </w:rPr>
-              <w:t>{{caigou_xiangmu_ming}}结果公示</w:t>
+              <w:t>{{caigou_xiangmu_ming}}</w:t>
+            </w:r>
+            <w:r>
+              <w:rPr>
+                <w:rFonts w:hint="eastAsia" w:ascii="宋体" w:hAnsi="宋体" w:eastAsia="宋体" w:cs="宋体"/>
+                <w:sz w:val="24"/>
+                <w:lang w:val="en-US" w:eastAsia="zh-CN"/>
+              </w:rPr>
+              <w:t>结果公示</w:t>
             </w:r>
           </w:p>
         </w:tc>
@@ -188,10 +191,45 @@
             <w:r>
               <w:rPr>
                 <w:rFonts w:hint="eastAsia" w:ascii="宋体" w:hAnsi="宋体" w:eastAsia="宋体" w:cs="宋体"/>
+                <w:color w:val="0000FF"/>
                 <w:sz w:val="24"/>
                 <w:lang w:val="en-US" w:eastAsia="zh-CN"/>
               </w:rPr>
-              <w:t>{{caigou_xiangmu_ming}}，通过{{caigou_fangshi}}方式确定{{rank1}}</w:t>
+              <w:t>{{caigou_xiangmu_ming}}</w:t>
+            </w:r>
+            <w:r>
+              <w:rPr>
+                <w:rFonts w:hint="eastAsia" w:ascii="宋体" w:hAnsi="宋体" w:eastAsia="宋体" w:cs="宋体"/>
+                <w:sz w:val="24"/>
+                <w:lang w:val="en-US" w:eastAsia="zh-CN"/>
+              </w:rPr>
+              <w:t>，通过</w:t>
+            </w:r>
+            <w:r>
+              <w:rPr>
+                <w:rFonts w:hint="eastAsia" w:ascii="宋体" w:hAnsi="宋体" w:eastAsia="宋体" w:cs="宋体"/>
+                <w:color w:val="0000FF"/>
+                <w:sz w:val="24"/>
+                <w:lang w:val="en-US" w:eastAsia="zh-CN"/>
+              </w:rPr>
+              <w:t>{{caigou_fangshi}}</w:t>
+            </w:r>
+            <w:r>
+              <w:rPr>
+                <w:rFonts w:hint="eastAsia" w:ascii="宋体" w:hAnsi="宋体" w:eastAsia="宋体" w:cs="宋体"/>
+                <w:sz w:val="24"/>
+                <w:lang w:val="en-US" w:eastAsia="zh-CN"/>
+              </w:rPr>
+              <w:t>方式确定</w:t>
+            </w:r>
+            <w:r>
+              <w:rPr>
+                <w:rFonts w:hint="eastAsia" w:ascii="宋体" w:hAnsi="宋体" w:eastAsia="宋体" w:cs="宋体"/>
+                <w:color w:val="0000FF"/>
+                <w:sz w:val="24"/>
+                <w:lang w:val="en-US" w:eastAsia="zh-CN"/>
+              </w:rPr>
+              <w:t>{{rank1}}</w:t>
             </w:r>
             <w:r>
               <w:rPr>
@@ -204,6 +242,7 @@
             <w:r>
               <w:rPr>
                 <w:rFonts w:hint="eastAsia" w:ascii="宋体" w:hAnsi="宋体" w:eastAsia="宋体" w:cs="宋体"/>
+                <w:color w:val="0000FF"/>
                 <w:sz w:val="24"/>
                 <w:lang w:val="en-US" w:eastAsia="zh-CN"/>
               </w:rPr>
@@ -212,10 +251,20 @@
             <w:r>
               <w:rPr>
                 <w:rFonts w:hint="eastAsia" w:ascii="宋体" w:hAnsi="宋体" w:cs="宋体"/>
+                <w:color w:val="0000FF"/>
                 <w:sz w:val="24"/>
                 <w:lang w:val="en-US" w:eastAsia="zh-CN"/>
               </w:rPr>
               <w:t>2</w:t>
+            </w:r>
+            <w:r>
+              <w:rPr>
+                <w:rFonts w:hint="eastAsia" w:ascii="宋体" w:hAnsi="宋体" w:eastAsia="宋体" w:cs="宋体"/>
+                <w:color w:val="0000FF"/>
+                <w:sz w:val="24"/>
+                <w:lang w:val="en-US" w:eastAsia="zh-CN"/>
+              </w:rPr>
+              <w:t>}}</w:t>
             </w:r>
             <w:r>
               <w:rPr>
@@ -223,7 +272,7 @@
                 <w:sz w:val="24"/>
                 <w:lang w:val="en-US" w:eastAsia="zh-CN"/>
               </w:rPr>
-              <w:t>}}为中选供应商。</w:t>
+              <w:t>为中选供应商。</w:t>
             </w:r>
           </w:p>
         </w:tc>
@@ -800,6 +849,7 @@
       <w:pPr>
         <w:rPr>
           <w:rFonts w:hint="eastAsia" w:ascii="Times New Roman" w:hAnsi="Times New Roman" w:eastAsia="宋体" w:cs="Times New Roman"/>
+          <w:color w:val="0000FF"/>
           <w:sz w:val="30"/>
           <w:szCs w:val="30"/>
           <w:lang w:val="en-US" w:eastAsia="zh-CN"/>
@@ -812,7 +862,17 @@
           <w:szCs w:val="30"/>
           <w:lang w:val="en-US" w:eastAsia="zh-CN"/>
         </w:rPr>
-        <w:t>项目名称：{{caigou_xiangmu_ming}}</w:t>
+        <w:t>项目名称：</w:t>
+      </w:r>
+      <w:r>
+        <w:rPr>
+          <w:rFonts w:hint="eastAsia" w:ascii="Times New Roman" w:hAnsi="Times New Roman" w:eastAsia="宋体" w:cs="Times New Roman"/>
+          <w:color w:val="0000FF"/>
+          <w:sz w:val="30"/>
+          <w:szCs w:val="30"/>
+          <w:lang w:val="en-US" w:eastAsia="zh-CN"/>
+        </w:rPr>
+        <w:t>{{caigou_xiangmu_ming}}</w:t>
       </w:r>
     </w:p>
     <w:p>
@@ -887,27 +947,64 @@
           <w:szCs w:val="30"/>
           <w:lang w:val="en-US" w:eastAsia="zh-CN"/>
         </w:rPr>
-        <w:t>控制价：{{kongzhijia}}元。</w:t>
-      </w:r>
-      <w:r>
-        <w:rPr>
-          <w:rFonts w:hint="eastAsia" w:ascii="Times New Roman" w:hAnsi="Times New Roman" w:eastAsia="宋体" w:cs="Times New Roman"/>
-          <w:sz w:val="30"/>
-          <w:szCs w:val="30"/>
-          <w:lang w:val="en-US" w:eastAsia="zh-CN"/>
-        </w:rPr>
-        <w:t>（其中第一标段：约{{kongzhijia_biao1}}元；第二标段约{{kong</w:t>
-      </w:r>
-      <w:bookmarkStart w:id="0" w:name="_GoBack"/>
-      <w:bookmarkEnd w:id="0"/>
-      <w:r>
-        <w:rPr>
-          <w:rFonts w:hint="eastAsia" w:ascii="Times New Roman" w:hAnsi="Times New Roman" w:eastAsia="宋体" w:cs="Times New Roman"/>
-          <w:sz w:val="30"/>
-          <w:szCs w:val="30"/>
-          <w:lang w:val="en-US" w:eastAsia="zh-CN"/>
-        </w:rPr>
-        <w:t>zhijia_biao2}}元）</w:t>
+        <w:t>控制价：</w:t>
+      </w:r>
+      <w:r>
+        <w:rPr>
+          <w:rFonts w:hint="eastAsia" w:ascii="Times New Roman" w:hAnsi="Times New Roman" w:eastAsia="宋体" w:cs="Times New Roman"/>
+          <w:color w:val="0000FF"/>
+          <w:sz w:val="30"/>
+          <w:szCs w:val="30"/>
+          <w:lang w:val="en-US" w:eastAsia="zh-CN"/>
+        </w:rPr>
+        <w:t>{{kongzhijia}}</w:t>
+      </w:r>
+      <w:r>
+        <w:rPr>
+          <w:rFonts w:hint="eastAsia" w:ascii="Times New Roman" w:hAnsi="Times New Roman" w:eastAsia="宋体" w:cs="Times New Roman"/>
+          <w:sz w:val="30"/>
+          <w:szCs w:val="30"/>
+          <w:lang w:val="en-US" w:eastAsia="zh-CN"/>
+        </w:rPr>
+        <w:t>元。（其中第一标段：约</w:t>
+      </w:r>
+      <w:r>
+        <w:rPr>
+          <w:rFonts w:hint="eastAsia" w:ascii="Times New Roman" w:hAnsi="Times New Roman" w:eastAsia="宋体" w:cs="Times New Roman"/>
+          <w:color w:val="0000FF"/>
+          <w:sz w:val="30"/>
+          <w:szCs w:val="30"/>
+          <w:lang w:val="en-US" w:eastAsia="zh-CN"/>
+        </w:rPr>
+        <w:t>{{kongzhijia_biao1}}</w:t>
+      </w:r>
+      <w:r>
+        <w:rPr>
+          <w:rFonts w:hint="eastAsia" w:ascii="Times New Roman" w:hAnsi="Times New Roman" w:eastAsia="宋体" w:cs="Times New Roman"/>
+          <w:sz w:val="30"/>
+          <w:szCs w:val="30"/>
+          <w:lang w:val="en-US" w:eastAsia="zh-CN"/>
+        </w:rPr>
+        <w:t>元；第二标段约</w:t>
+      </w:r>
+      <w:r>
+        <w:rPr>
+          <w:rFonts w:hint="eastAsia" w:ascii="Times New Roman" w:hAnsi="Times New Roman" w:eastAsia="宋体" w:cs="Times New Roman"/>
+          <w:color w:val="0000FF"/>
+          <w:sz w:val="30"/>
+          <w:szCs w:val="30"/>
+          <w:lang w:val="en-US" w:eastAsia="zh-CN"/>
+        </w:rPr>
+        <w:t>{{kongzhijia_biao2}}</w:t>
+      </w:r>
+      <w:r>
+        <w:rPr>
+          <w:rFonts w:hint="eastAsia" w:ascii="Times New Roman" w:hAnsi="Times New Roman" w:eastAsia="宋体" w:cs="Times New Roman"/>
+          <w:sz w:val="30"/>
+          <w:szCs w:val="30"/>
+          <w:lang w:val="en-US" w:eastAsia="zh-CN"/>
+        </w:rPr>
+        <w:t>元）</w:t>
       </w:r>
     </w:p>
     <w:p>
@@ -935,7 +1032,17 @@
           <w:szCs w:val="30"/>
           <w:lang w:val="en-US" w:eastAsia="zh-CN"/>
         </w:rPr>
-        <w:t>内容：{{caigou_neirong}}</w:t>
+        <w:t>内容：</w:t>
+      </w:r>
+      <w:r>
+        <w:rPr>
+          <w:rFonts w:hint="eastAsia" w:ascii="Times New Roman" w:hAnsi="Times New Roman" w:eastAsia="宋体" w:cs="Times New Roman"/>
+          <w:color w:val="0000FF"/>
+          <w:sz w:val="30"/>
+          <w:szCs w:val="30"/>
+          <w:lang w:val="en-US" w:eastAsia="zh-CN"/>
+        </w:rPr>
+        <w:t>{{caigou_neirong}}</w:t>
       </w:r>
     </w:p>
     <w:p>
@@ -954,11 +1061,22 @@
           <w:szCs w:val="30"/>
           <w:lang w:val="en-US" w:eastAsia="zh-CN"/>
         </w:rPr>
-        <w:t>成交金额：{{chengjiao_jine</w:t>
+        <w:t>成交金额：</w:t>
+      </w:r>
+      <w:r>
+        <w:rPr>
+          <w:rFonts w:hint="eastAsia" w:ascii="Times New Roman" w:hAnsi="Times New Roman" w:eastAsia="宋体" w:cs="Times New Roman"/>
+          <w:color w:val="0000FF"/>
+          <w:sz w:val="30"/>
+          <w:szCs w:val="30"/>
+          <w:lang w:val="en-US" w:eastAsia="zh-CN"/>
+        </w:rPr>
+        <w:t>{{chengjiao_jine</w:t>
       </w:r>
       <w:r>
         <w:rPr>
           <w:rFonts w:hint="eastAsia" w:cs="Times New Roman"/>
+          <w:color w:val="0000FF"/>
           <w:sz w:val="30"/>
           <w:szCs w:val="30"/>
           <w:lang w:val="en-US" w:eastAsia="zh-CN"/>
@@ -968,11 +1086,21 @@
       <w:r>
         <w:rPr>
           <w:rFonts w:hint="eastAsia" w:ascii="Times New Roman" w:hAnsi="Times New Roman" w:eastAsia="宋体" w:cs="Times New Roman"/>
-          <w:sz w:val="30"/>
-          <w:szCs w:val="30"/>
-          <w:lang w:val="en-US" w:eastAsia="zh-CN"/>
-        </w:rPr>
-        <w:t>}}元</w:t>
+          <w:color w:val="0000FF"/>
+          <w:sz w:val="30"/>
+          <w:szCs w:val="30"/>
+          <w:lang w:val="en-US" w:eastAsia="zh-CN"/>
+        </w:rPr>
+        <w:t>}}</w:t>
+      </w:r>
+      <w:r>
+        <w:rPr>
+          <w:rFonts w:hint="eastAsia" w:ascii="Times New Roman" w:hAnsi="Times New Roman" w:eastAsia="宋体" w:cs="Times New Roman"/>
+          <w:sz w:val="30"/>
+          <w:szCs w:val="30"/>
+          <w:lang w:val="en-US" w:eastAsia="zh-CN"/>
+        </w:rPr>
+        <w:t>元</w:t>
       </w:r>
     </w:p>
     <w:p>
@@ -1000,11 +1128,22 @@
           <w:szCs w:val="30"/>
           <w:lang w:val="en-US" w:eastAsia="zh-CN"/>
         </w:rPr>
-        <w:t xml:space="preserve"> {{chengjiao_jine</w:t>
+        <w:t xml:space="preserve"> </w:t>
+      </w:r>
+      <w:r>
+        <w:rPr>
+          <w:rFonts w:hint="eastAsia" w:ascii="Times New Roman" w:hAnsi="Times New Roman" w:eastAsia="宋体" w:cs="Times New Roman"/>
+          <w:color w:val="0000FF"/>
+          <w:sz w:val="30"/>
+          <w:szCs w:val="30"/>
+          <w:lang w:val="en-US" w:eastAsia="zh-CN"/>
+        </w:rPr>
+        <w:t>{{chengjiao_jine</w:t>
       </w:r>
       <w:r>
         <w:rPr>
           <w:rFonts w:hint="eastAsia" w:cs="Times New Roman"/>
+          <w:color w:val="0000FF"/>
           <w:sz w:val="30"/>
           <w:szCs w:val="30"/>
           <w:lang w:val="en-US" w:eastAsia="zh-CN"/>
@@ -1014,17 +1153,28 @@
       <w:r>
         <w:rPr>
           <w:rFonts w:hint="eastAsia" w:ascii="Times New Roman" w:hAnsi="Times New Roman" w:eastAsia="宋体" w:cs="Times New Roman"/>
-          <w:sz w:val="30"/>
-          <w:szCs w:val="30"/>
-          <w:lang w:val="en-US" w:eastAsia="zh-CN"/>
-        </w:rPr>
-        <w:t>}}元</w:t>
+          <w:color w:val="0000FF"/>
+          <w:sz w:val="30"/>
+          <w:szCs w:val="30"/>
+          <w:lang w:val="en-US" w:eastAsia="zh-CN"/>
+        </w:rPr>
+        <w:t>}}</w:t>
+      </w:r>
+      <w:r>
+        <w:rPr>
+          <w:rFonts w:hint="eastAsia" w:ascii="Times New Roman" w:hAnsi="Times New Roman" w:eastAsia="宋体" w:cs="Times New Roman"/>
+          <w:sz w:val="30"/>
+          <w:szCs w:val="30"/>
+          <w:lang w:val="en-US" w:eastAsia="zh-CN"/>
+        </w:rPr>
+        <w:t>元</w:t>
       </w:r>
     </w:p>
     <w:p>
       <w:pPr>
         <w:rPr>
           <w:rFonts w:hint="eastAsia" w:ascii="Times New Roman" w:hAnsi="Times New Roman" w:eastAsia="宋体" w:cs="Times New Roman"/>
+          <w:color w:val="0000FF"/>
           <w:sz w:val="30"/>
           <w:szCs w:val="30"/>
           <w:lang w:val="en-US" w:eastAsia="zh-CN"/>
@@ -1037,13 +1187,26 @@
           <w:szCs w:val="30"/>
           <w:lang w:val="en-US" w:eastAsia="zh-CN"/>
         </w:rPr>
-        <w:t>成交供应商：{{rank1}}</w:t>
-      </w:r>
+        <w:t>成交供应商：</w:t>
+      </w:r>
+      <w:r>
+        <w:rPr>
+          <w:rFonts w:hint="eastAsia" w:ascii="Times New Roman" w:hAnsi="Times New Roman" w:eastAsia="宋体" w:cs="Times New Roman"/>
+          <w:color w:val="0000FF"/>
+          <w:sz w:val="30"/>
+          <w:szCs w:val="30"/>
+          <w:lang w:val="en-US" w:eastAsia="zh-CN"/>
+        </w:rPr>
+        <w:t>{{rank1}}</w:t>
+      </w:r>
+      <w:bookmarkStart w:id="0" w:name="_GoBack"/>
+      <w:bookmarkEnd w:id="0"/>
     </w:p>
     <w:p>
       <w:pPr>
         <w:rPr>
           <w:rFonts w:hint="default" w:ascii="Times New Roman" w:hAnsi="Times New Roman" w:eastAsia="宋体" w:cs="Times New Roman"/>
+          <w:color w:val="0000FF"/>
           <w:sz w:val="30"/>
           <w:szCs w:val="30"/>
           <w:lang w:val="en-US" w:eastAsia="zh-CN"/>
@@ -1061,6 +1224,7 @@
       <w:r>
         <w:rPr>
           <w:rFonts w:hint="eastAsia" w:ascii="Times New Roman" w:hAnsi="Times New Roman" w:eastAsia="宋体" w:cs="Times New Roman"/>
+          <w:color w:val="0000FF"/>
           <w:sz w:val="30"/>
           <w:szCs w:val="30"/>
           <w:lang w:val="en-US" w:eastAsia="zh-CN"/>
@@ -1070,6 +1234,7 @@
       <w:r>
         <w:rPr>
           <w:rFonts w:hint="eastAsia" w:cs="Times New Roman"/>
+          <w:color w:val="0000FF"/>
           <w:sz w:val="30"/>
           <w:szCs w:val="30"/>
           <w:lang w:val="en-US" w:eastAsia="zh-CN"/>
@@ -1079,6 +1244,7 @@
       <w:r>
         <w:rPr>
           <w:rFonts w:hint="eastAsia" w:ascii="Times New Roman" w:hAnsi="Times New Roman" w:eastAsia="宋体" w:cs="Times New Roman"/>
+          <w:color w:val="0000FF"/>
           <w:sz w:val="30"/>
           <w:szCs w:val="30"/>
           <w:lang w:val="en-US" w:eastAsia="zh-CN"/>
